--- a/docs/Research Design v1.docx
+++ b/docs/Research Design v1.docx
@@ -8,30 +8,49 @@
         <w:rPr>
           <w:b/>
           <w:bCs/>
+          <w:sz w:val="40"/>
+          <w:szCs w:val="44"/>
+        </w:rPr>
+      </w:pPr>
+      <w:r>
+        <w:rPr>
+          <w:b/>
+          <w:bCs/>
+          <w:sz w:val="40"/>
+          <w:szCs w:val="44"/>
+        </w:rPr>
+        <w:t>Research Design</w:t>
+      </w:r>
+    </w:p>
+    <w:p>
+      <w:pPr>
+        <w:jc w:val="center"/>
+        <w:rPr>
+          <w:b/>
+          <w:bCs/>
+          <w:sz w:val="32"/>
+          <w:szCs w:val="36"/>
+        </w:rPr>
+      </w:pPr>
+      <w:r>
+        <w:rPr>
+          <w:b/>
+          <w:bCs/>
+          <w:sz w:val="32"/>
+          <w:szCs w:val="36"/>
+        </w:rPr>
+        <w:t>A diagnosis-driven retrieval policy that selects different corrective actions based on the predicted retrieval failure mode.</w:t>
+      </w:r>
+    </w:p>
+    <w:p>
+      <w:pPr>
+        <w:rPr>
+          <w:b/>
+          <w:bCs/>
           <w:sz w:val="36"/>
           <w:szCs w:val="40"/>
         </w:rPr>
       </w:pPr>
-      <w:r>
-        <w:rPr>
-          <w:b/>
-          <w:bCs/>
-          <w:sz w:val="36"/>
-          <w:szCs w:val="40"/>
-        </w:rPr>
-        <w:t>Research Design</w:t>
-      </w:r>
-    </w:p>
-    <w:p>
-      <w:pPr>
-        <w:jc w:val="center"/>
-        <w:rPr>
-          <w:b/>
-          <w:bCs/>
-          <w:sz w:val="36"/>
-          <w:szCs w:val="40"/>
-        </w:rPr>
-      </w:pPr>
     </w:p>
     <w:p>
       <w:pPr>
@@ -49,9 +68,8 @@
           <w:sz w:val="28"/>
           <w:szCs w:val="32"/>
         </w:rPr>
-        <w:t xml:space="preserve">Problem </w:t>
-      </w:r>
-      <w:proofErr w:type="gramStart"/>
+        <w:t>Problem Statement</w:t>
+      </w:r>
       <w:r>
         <w:rPr>
           <w:b/>
@@ -59,49 +77,48 @@
           <w:sz w:val="28"/>
           <w:szCs w:val="32"/>
         </w:rPr>
-        <w:t>Statement</w:t>
-      </w:r>
-      <w:r>
-        <w:rPr>
-          <w:b/>
-          <w:bCs/>
+        <w:t xml:space="preserve"> :</w:t>
+      </w:r>
+    </w:p>
+    <w:p>
+      <w:pPr>
+        <w:rPr>
+          <w:szCs w:val="28"/>
+        </w:rPr>
+      </w:pPr>
+      <w:r>
+        <w:rPr>
+          <w:szCs w:val="28"/>
+        </w:rPr>
+        <w:t>Existing RAG systems often use a fixed corrective strategy whenever retrieval quality is low. However, retrieval failures arise from different causes (keyword mismatch, insufficient evidence, ambiguous queries, poor chunking, etc.). Applying the same corrective action to every failure may be inefficient and suboptimal.</w:t>
+      </w:r>
+    </w:p>
+    <w:p>
+      <w:pPr>
+        <w:rPr>
           <w:sz w:val="28"/>
           <w:szCs w:val="32"/>
         </w:rPr>
-        <w:t xml:space="preserve"> :</w:t>
-      </w:r>
-      <w:proofErr w:type="gramEnd"/>
-    </w:p>
-    <w:p>
-      <w:pPr>
-        <w:rPr>
-          <w:szCs w:val="28"/>
-        </w:rPr>
-      </w:pPr>
-      <w:r>
-        <w:rPr>
-          <w:szCs w:val="28"/>
-        </w:rPr>
-        <w:t>Existing RAG systems often use a fixed corrective strategy whenever retrieval quality is low. However, retrieval failures arise from different causes (keyword mismatch, insufficient evidence, ambiguous queries, poor chunking, etc.). Applying the same corrective action to every failure may be inefficient and suboptimal.</w:t>
-      </w:r>
-    </w:p>
-    <w:p>
-      <w:pPr>
-        <w:rPr>
+      </w:pPr>
+    </w:p>
+    <w:p>
+      <w:pPr>
+        <w:rPr>
+          <w:b/>
+          <w:bCs/>
           <w:sz w:val="28"/>
           <w:szCs w:val="32"/>
         </w:rPr>
       </w:pPr>
-    </w:p>
-    <w:p>
-      <w:pPr>
+      <w:r>
         <w:rPr>
           <w:b/>
           <w:bCs/>
           <w:sz w:val="28"/>
           <w:szCs w:val="32"/>
         </w:rPr>
-      </w:pPr>
+        <w:t>Research Question</w:t>
+      </w:r>
       <w:r>
         <w:rPr>
           <w:b/>
@@ -109,9 +126,8 @@
           <w:sz w:val="28"/>
           <w:szCs w:val="32"/>
         </w:rPr>
-        <w:t xml:space="preserve">Research </w:t>
-      </w:r>
-      <w:proofErr w:type="gramStart"/>
+        <w:t xml:space="preserve"> </w:t>
+      </w:r>
       <w:r>
         <w:rPr>
           <w:b/>
@@ -119,49 +135,69 @@
           <w:sz w:val="28"/>
           <w:szCs w:val="32"/>
         </w:rPr>
-        <w:t>Question</w:t>
-      </w:r>
-      <w:r>
+        <w:t>:</w:t>
+      </w:r>
+    </w:p>
+    <w:p>
+      <w:pPr>
+        <w:rPr>
+          <w:szCs w:val="28"/>
+        </w:rPr>
+      </w:pPr>
+      <w:r>
+        <w:rPr>
+          <w:szCs w:val="28"/>
+        </w:rPr>
+        <w:t>Can a diagnosis-driven adaptive retrieval policy outperform fixed retrieval correction strategies in Retrieval-Augmented Generation?</w:t>
+      </w:r>
+    </w:p>
+    <w:p>
+      <w:pPr>
         <w:rPr>
           <w:b/>
           <w:bCs/>
           <w:sz w:val="28"/>
           <w:szCs w:val="32"/>
         </w:rPr>
-        <w:t xml:space="preserve"> </w:t>
-      </w:r>
-      <w:r>
+      </w:pPr>
+    </w:p>
+    <w:p>
+      <w:pPr>
         <w:rPr>
           <w:b/>
           <w:bCs/>
           <w:sz w:val="28"/>
           <w:szCs w:val="32"/>
         </w:rPr>
-        <w:t>:</w:t>
-      </w:r>
-      <w:proofErr w:type="gramEnd"/>
-    </w:p>
-    <w:p>
-      <w:pPr>
-        <w:rPr>
-          <w:szCs w:val="28"/>
-        </w:rPr>
-      </w:pPr>
-      <w:r>
-        <w:rPr>
-          <w:szCs w:val="28"/>
-        </w:rPr>
-        <w:t>Can a diagnosis-driven adaptive retrieval policy outperform fixed retrieval correction strategies in Retrieval-Augmented Generation?</w:t>
-      </w:r>
-    </w:p>
-    <w:p>
-      <w:pPr>
+      </w:pPr>
+      <w:r>
         <w:rPr>
           <w:b/>
           <w:bCs/>
           <w:sz w:val="28"/>
           <w:szCs w:val="32"/>
         </w:rPr>
+        <w:t>Hypothesis :</w:t>
+      </w:r>
+    </w:p>
+    <w:p>
+      <w:pPr>
+        <w:rPr>
+          <w:szCs w:val="28"/>
+        </w:rPr>
+      </w:pPr>
+      <w:r>
+        <w:rPr>
+          <w:szCs w:val="28"/>
+        </w:rPr>
+        <w:t>Different retrieval failure modes require different corrective actions. Diagnosing the failure type before adaptation improves retrieval quality and answer faithfulness while avoiding unnecessary computational cost.</w:t>
+      </w:r>
+    </w:p>
+    <w:p>
+      <w:pPr>
+        <w:rPr>
+          <w:szCs w:val="28"/>
+        </w:rPr>
       </w:pPr>
     </w:p>
     <w:p>
@@ -173,7 +209,6 @@
           <w:szCs w:val="32"/>
         </w:rPr>
       </w:pPr>
-      <w:proofErr w:type="gramStart"/>
       <w:r>
         <w:rPr>
           <w:b/>
@@ -181,65 +216,7 @@
           <w:sz w:val="28"/>
           <w:szCs w:val="32"/>
         </w:rPr>
-        <w:t>Hypothesis</w:t>
-      </w:r>
-      <w:r>
-        <w:rPr>
-          <w:b/>
-          <w:bCs/>
-          <w:sz w:val="28"/>
-          <w:szCs w:val="32"/>
-        </w:rPr>
-        <w:t xml:space="preserve"> :</w:t>
-      </w:r>
-      <w:proofErr w:type="gramEnd"/>
-    </w:p>
-    <w:p>
-      <w:pPr>
-        <w:rPr>
-          <w:szCs w:val="28"/>
-        </w:rPr>
-      </w:pPr>
-      <w:r>
-        <w:rPr>
-          <w:szCs w:val="28"/>
-        </w:rPr>
-        <w:t>Different retrieval failure modes require different corrective actions. Diagnosing the failure type before adaptation improves retrieval quality and answer faithfulness while avoiding unnecessary computational cost.</w:t>
-      </w:r>
-    </w:p>
-    <w:p>
-      <w:pPr>
-        <w:rPr>
-          <w:szCs w:val="28"/>
-        </w:rPr>
-      </w:pPr>
-    </w:p>
-    <w:p>
-      <w:pPr>
-        <w:rPr>
-          <w:b/>
-          <w:bCs/>
-          <w:sz w:val="28"/>
-          <w:szCs w:val="32"/>
-        </w:rPr>
-      </w:pPr>
-      <w:r>
-        <w:rPr>
-          <w:b/>
-          <w:bCs/>
-          <w:sz w:val="28"/>
-          <w:szCs w:val="32"/>
-        </w:rPr>
-        <w:t>Failure Modes (FM1–FM6)</w:t>
-      </w:r>
-      <w:r>
-        <w:rPr>
-          <w:b/>
-          <w:bCs/>
-          <w:sz w:val="28"/>
-          <w:szCs w:val="32"/>
-        </w:rPr>
-        <w:t>:</w:t>
+        <w:t>Failure Modes (FM1–FM6):</w:t>
       </w:r>
     </w:p>
     <w:tbl>
@@ -381,19 +358,11 @@
                 <w:szCs w:val="28"/>
               </w:rPr>
             </w:pPr>
-            <w:proofErr w:type="gramStart"/>
             <w:r>
               <w:rPr>
                 <w:szCs w:val="28"/>
               </w:rPr>
-              <w:t>Increase Top</w:t>
-            </w:r>
-            <w:proofErr w:type="gramEnd"/>
-            <w:r>
-              <w:rPr>
-                <w:szCs w:val="28"/>
-              </w:rPr>
-              <w:t>-k</w:t>
+              <w:t>Increase Top-k</w:t>
             </w:r>
           </w:p>
         </w:tc>
@@ -548,6 +517,7 @@
               <w:rPr>
                 <w:szCs w:val="28"/>
               </w:rPr>
+              <w:lastRenderedPageBreak/>
               <w:t>FM4</w:t>
             </w:r>
           </w:p>
@@ -678,7 +648,6 @@
               <w:rPr>
                 <w:szCs w:val="28"/>
               </w:rPr>
-              <w:lastRenderedPageBreak/>
               <w:t>FM6</w:t>
             </w:r>
           </w:p>
@@ -848,42 +817,20 @@
         <w:rPr>
           <w:szCs w:val="28"/>
         </w:rPr>
-        <w:t xml:space="preserve">        </w:t>
-      </w:r>
-      <w:proofErr w:type="gramStart"/>
-      <w:r>
-        <w:rPr>
-          <w:szCs w:val="28"/>
-        </w:rPr>
-        <w:t>Increase Top</w:t>
-      </w:r>
-      <w:proofErr w:type="gramEnd"/>
-      <w:r>
-        <w:rPr>
-          <w:szCs w:val="28"/>
-        </w:rPr>
-        <w:t>-k</w:t>
-      </w:r>
-    </w:p>
-    <w:p>
-      <w:pPr>
-        <w:rPr>
-          <w:szCs w:val="28"/>
-        </w:rPr>
-      </w:pPr>
-      <w:proofErr w:type="spellStart"/>
-      <w:r>
-        <w:rPr>
-          <w:szCs w:val="28"/>
-        </w:rPr>
-        <w:t>elif</w:t>
-      </w:r>
-      <w:proofErr w:type="spellEnd"/>
-      <w:r>
-        <w:rPr>
-          <w:szCs w:val="28"/>
-        </w:rPr>
-        <w:t xml:space="preserve"> FM2:</w:t>
+        <w:t xml:space="preserve">        Increase Top-k</w:t>
+      </w:r>
+    </w:p>
+    <w:p>
+      <w:pPr>
+        <w:rPr>
+          <w:szCs w:val="28"/>
+        </w:rPr>
+      </w:pPr>
+      <w:r>
+        <w:rPr>
+          <w:szCs w:val="28"/>
+        </w:rPr>
+        <w:t>elif FM2:</w:t>
       </w:r>
     </w:p>
     <w:p>
@@ -905,19 +852,11 @@
           <w:szCs w:val="28"/>
         </w:rPr>
       </w:pPr>
-      <w:proofErr w:type="spellStart"/>
-      <w:r>
-        <w:rPr>
-          <w:szCs w:val="28"/>
-        </w:rPr>
-        <w:t>elif</w:t>
-      </w:r>
-      <w:proofErr w:type="spellEnd"/>
-      <w:r>
-        <w:rPr>
-          <w:szCs w:val="28"/>
-        </w:rPr>
-        <w:t xml:space="preserve"> FM3:</w:t>
+      <w:r>
+        <w:rPr>
+          <w:szCs w:val="28"/>
+        </w:rPr>
+        <w:t>elif FM3:</w:t>
       </w:r>
     </w:p>
     <w:p>
@@ -939,61 +878,37 @@
           <w:szCs w:val="28"/>
         </w:rPr>
       </w:pPr>
-      <w:proofErr w:type="spellStart"/>
-      <w:r>
-        <w:rPr>
-          <w:szCs w:val="28"/>
-        </w:rPr>
-        <w:t>elif</w:t>
-      </w:r>
-      <w:proofErr w:type="spellEnd"/>
-      <w:r>
-        <w:rPr>
-          <w:szCs w:val="28"/>
-        </w:rPr>
-        <w:t xml:space="preserve"> FM4:</w:t>
-      </w:r>
-    </w:p>
-    <w:p>
-      <w:pPr>
-        <w:rPr>
-          <w:szCs w:val="28"/>
-        </w:rPr>
-      </w:pPr>
-      <w:r>
-        <w:rPr>
-          <w:szCs w:val="28"/>
-        </w:rPr>
-        <w:t xml:space="preserve">        Enable </w:t>
-      </w:r>
-      <w:proofErr w:type="spellStart"/>
-      <w:r>
-        <w:rPr>
-          <w:szCs w:val="28"/>
-        </w:rPr>
-        <w:t>Reranker</w:t>
-      </w:r>
-      <w:proofErr w:type="spellEnd"/>
-    </w:p>
-    <w:p>
-      <w:pPr>
-        <w:rPr>
-          <w:szCs w:val="28"/>
-        </w:rPr>
-      </w:pPr>
-      <w:proofErr w:type="spellStart"/>
-      <w:r>
-        <w:rPr>
-          <w:szCs w:val="28"/>
-        </w:rPr>
-        <w:t>elif</w:t>
-      </w:r>
-      <w:proofErr w:type="spellEnd"/>
-      <w:r>
-        <w:rPr>
-          <w:szCs w:val="28"/>
-        </w:rPr>
-        <w:t xml:space="preserve"> FM5:</w:t>
+      <w:r>
+        <w:rPr>
+          <w:szCs w:val="28"/>
+        </w:rPr>
+        <w:t>elif FM4:</w:t>
+      </w:r>
+    </w:p>
+    <w:p>
+      <w:pPr>
+        <w:rPr>
+          <w:szCs w:val="28"/>
+        </w:rPr>
+      </w:pPr>
+      <w:r>
+        <w:rPr>
+          <w:szCs w:val="28"/>
+        </w:rPr>
+        <w:t xml:space="preserve">        Enable Reranker</w:t>
+      </w:r>
+    </w:p>
+    <w:p>
+      <w:pPr>
+        <w:rPr>
+          <w:szCs w:val="28"/>
+        </w:rPr>
+      </w:pPr>
+      <w:r>
+        <w:rPr>
+          <w:szCs w:val="28"/>
+        </w:rPr>
+        <w:t>elif FM5:</w:t>
       </w:r>
     </w:p>
     <w:p>
@@ -1065,7 +980,6 @@
           <w:szCs w:val="32"/>
         </w:rPr>
       </w:pPr>
-      <w:proofErr w:type="gramStart"/>
       <w:r>
         <w:rPr>
           <w:b/>
@@ -1073,7 +987,6 @@
           <w:sz w:val="28"/>
           <w:szCs w:val="32"/>
         </w:rPr>
-        <w:lastRenderedPageBreak/>
         <w:t>Baselines</w:t>
       </w:r>
       <w:r>
@@ -1085,7 +998,6 @@
         </w:rPr>
         <w:t xml:space="preserve"> :</w:t>
       </w:r>
-      <w:proofErr w:type="gramEnd"/>
     </w:p>
     <w:p>
       <w:pPr>
@@ -1194,9 +1106,8 @@
           <w:sz w:val="28"/>
           <w:szCs w:val="32"/>
         </w:rPr>
-        <w:t xml:space="preserve">Evaluation </w:t>
-      </w:r>
-      <w:proofErr w:type="gramStart"/>
+        <w:t>Evaluation Metrics</w:t>
+      </w:r>
       <w:r>
         <w:rPr>
           <w:b/>
@@ -1204,18 +1115,8 @@
           <w:sz w:val="28"/>
           <w:szCs w:val="32"/>
         </w:rPr>
-        <w:t>Metrics</w:t>
-      </w:r>
-      <w:r>
-        <w:rPr>
-          <w:b/>
-          <w:bCs/>
-          <w:sz w:val="28"/>
-          <w:szCs w:val="32"/>
-        </w:rPr>
         <w:t xml:space="preserve"> :</w:t>
       </w:r>
-      <w:proofErr w:type="gramEnd"/>
     </w:p>
     <w:p>
       <w:pPr>
@@ -1240,19 +1141,11 @@
           <w:szCs w:val="28"/>
         </w:rPr>
       </w:pPr>
-      <w:proofErr w:type="spellStart"/>
-      <w:r>
-        <w:rPr>
-          <w:szCs w:val="28"/>
-        </w:rPr>
-        <w:t>Recall@k</w:t>
-      </w:r>
-      <w:proofErr w:type="spellEnd"/>
-      <w:r>
-        <w:rPr>
-          <w:szCs w:val="28"/>
-        </w:rPr>
-        <w:t xml:space="preserve"> </w:t>
+      <w:r>
+        <w:rPr>
+          <w:szCs w:val="28"/>
+        </w:rPr>
+        <w:t xml:space="preserve">Recall@k </w:t>
       </w:r>
     </w:p>
     <w:p>
@@ -1265,19 +1158,11 @@
           <w:szCs w:val="28"/>
         </w:rPr>
       </w:pPr>
-      <w:proofErr w:type="spellStart"/>
-      <w:r>
-        <w:rPr>
-          <w:szCs w:val="28"/>
-        </w:rPr>
-        <w:t>Precision@k</w:t>
-      </w:r>
-      <w:proofErr w:type="spellEnd"/>
-      <w:r>
-        <w:rPr>
-          <w:szCs w:val="28"/>
-        </w:rPr>
-        <w:t xml:space="preserve"> </w:t>
+      <w:r>
+        <w:rPr>
+          <w:szCs w:val="28"/>
+        </w:rPr>
+        <w:t xml:space="preserve">Precision@k </w:t>
       </w:r>
     </w:p>
     <w:p>
@@ -1307,19 +1192,11 @@
           <w:szCs w:val="28"/>
         </w:rPr>
       </w:pPr>
-      <w:proofErr w:type="spellStart"/>
-      <w:r>
-        <w:rPr>
-          <w:szCs w:val="28"/>
-        </w:rPr>
-        <w:t>nDCG</w:t>
-      </w:r>
-      <w:proofErr w:type="spellEnd"/>
-      <w:r>
-        <w:rPr>
-          <w:szCs w:val="28"/>
-        </w:rPr>
-        <w:t xml:space="preserve"> </w:t>
+      <w:r>
+        <w:rPr>
+          <w:szCs w:val="28"/>
+        </w:rPr>
+        <w:t xml:space="preserve">nDCG </w:t>
       </w:r>
     </w:p>
     <w:p>
@@ -1494,9 +1371,8 @@
           <w:sz w:val="28"/>
           <w:szCs w:val="32"/>
         </w:rPr>
-        <w:t xml:space="preserve">Version 1 </w:t>
-      </w:r>
-      <w:proofErr w:type="gramStart"/>
+        <w:t>Version 1 Architecture</w:t>
+      </w:r>
       <w:r>
         <w:rPr>
           <w:b/>
@@ -1504,18 +1380,18 @@
           <w:sz w:val="28"/>
           <w:szCs w:val="32"/>
         </w:rPr>
-        <w:t>Architecture</w:t>
-      </w:r>
-      <w:r>
+        <w:t xml:space="preserve"> :</w:t>
+      </w:r>
+    </w:p>
+    <w:p>
+      <w:pPr>
         <w:rPr>
           <w:b/>
           <w:bCs/>
           <w:sz w:val="28"/>
           <w:szCs w:val="32"/>
         </w:rPr>
-        <w:t xml:space="preserve"> :</w:t>
-      </w:r>
-      <w:proofErr w:type="gramEnd"/>
+      </w:pPr>
     </w:p>
     <w:p>
       <w:pPr>
@@ -1526,20 +1402,11 @@
           <w:szCs w:val="32"/>
         </w:rPr>
       </w:pPr>
-    </w:p>
-    <w:p>
-      <w:pPr>
-        <w:rPr>
-          <w:b/>
-          <w:bCs/>
-          <w:sz w:val="28"/>
-          <w:szCs w:val="32"/>
-        </w:rPr>
-      </w:pPr>
-      <w:r>
-        <w:rPr>
-          <w:b/>
-          <w:bCs/>
+      <w:r>
+        <w:rPr>
+          <w:b/>
+          <w:bCs/>
+          <w:noProof/>
           <w:sz w:val="28"/>
           <w:szCs w:val="32"/>
         </w:rPr>
@@ -1580,6 +1447,250 @@
           </wp:inline>
         </w:drawing>
       </w:r>
+    </w:p>
+    <w:p>
+      <w:pPr>
+        <w:rPr>
+          <w:b/>
+          <w:bCs/>
+          <w:sz w:val="28"/>
+          <w:szCs w:val="32"/>
+        </w:rPr>
+      </w:pPr>
+      <w:r>
+        <w:rPr>
+          <w:b/>
+          <w:bCs/>
+          <w:sz w:val="28"/>
+          <w:szCs w:val="32"/>
+        </w:rPr>
+        <w:lastRenderedPageBreak/>
+        <w:drawing>
+          <wp:inline distT="0" distB="0" distL="0" distR="0" wp14:anchorId="27B29380" wp14:editId="40235865">
+            <wp:extent cx="5943600" cy="1885315"/>
+            <wp:effectExtent l="0" t="0" r="0" b="635"/>
+            <wp:docPr id="2025923109" name="Picture 1"/>
+            <wp:cNvGraphicFramePr>
+              <a:graphicFrameLocks xmlns:a="http://schemas.openxmlformats.org/drawingml/2006/main" noChangeAspect="1"/>
+            </wp:cNvGraphicFramePr>
+            <a:graphic xmlns:a="http://schemas.openxmlformats.org/drawingml/2006/main">
+              <a:graphicData uri="http://schemas.openxmlformats.org/drawingml/2006/picture">
+                <pic:pic xmlns:pic="http://schemas.openxmlformats.org/drawingml/2006/picture">
+                  <pic:nvPicPr>
+                    <pic:cNvPr id="2025923109" name=""/>
+                    <pic:cNvPicPr/>
+                  </pic:nvPicPr>
+                  <pic:blipFill>
+                    <a:blip r:embed="rId6"/>
+                    <a:stretch>
+                      <a:fillRect/>
+                    </a:stretch>
+                  </pic:blipFill>
+                  <pic:spPr>
+                    <a:xfrm>
+                      <a:off x="0" y="0"/>
+                      <a:ext cx="5943600" cy="1885315"/>
+                    </a:xfrm>
+                    <a:prstGeom prst="rect">
+                      <a:avLst/>
+                    </a:prstGeom>
+                  </pic:spPr>
+                </pic:pic>
+              </a:graphicData>
+            </a:graphic>
+          </wp:inline>
+        </w:drawing>
+      </w:r>
+    </w:p>
+    <w:p>
+      <w:pPr>
+        <w:rPr>
+          <w:b/>
+          <w:bCs/>
+          <w:sz w:val="28"/>
+          <w:szCs w:val="32"/>
+        </w:rPr>
+      </w:pPr>
+    </w:p>
+    <w:p>
+      <w:pPr>
+        <w:rPr>
+          <w:b/>
+          <w:bCs/>
+          <w:sz w:val="28"/>
+          <w:szCs w:val="32"/>
+        </w:rPr>
+      </w:pPr>
+      <w:r>
+        <w:rPr>
+          <w:b/>
+          <w:bCs/>
+          <w:sz w:val="28"/>
+          <w:szCs w:val="32"/>
+        </w:rPr>
+        <w:drawing>
+          <wp:inline distT="0" distB="0" distL="0" distR="0" wp14:anchorId="03038A6D" wp14:editId="4F0E4743">
+            <wp:extent cx="5943600" cy="2258695"/>
+            <wp:effectExtent l="0" t="0" r="0" b="8255"/>
+            <wp:docPr id="877003555" name="Picture 1"/>
+            <wp:cNvGraphicFramePr>
+              <a:graphicFrameLocks xmlns:a="http://schemas.openxmlformats.org/drawingml/2006/main" noChangeAspect="1"/>
+            </wp:cNvGraphicFramePr>
+            <a:graphic xmlns:a="http://schemas.openxmlformats.org/drawingml/2006/main">
+              <a:graphicData uri="http://schemas.openxmlformats.org/drawingml/2006/picture">
+                <pic:pic xmlns:pic="http://schemas.openxmlformats.org/drawingml/2006/picture">
+                  <pic:nvPicPr>
+                    <pic:cNvPr id="877003555" name=""/>
+                    <pic:cNvPicPr/>
+                  </pic:nvPicPr>
+                  <pic:blipFill>
+                    <a:blip r:embed="rId7"/>
+                    <a:stretch>
+                      <a:fillRect/>
+                    </a:stretch>
+                  </pic:blipFill>
+                  <pic:spPr>
+                    <a:xfrm>
+                      <a:off x="0" y="0"/>
+                      <a:ext cx="5943600" cy="2258695"/>
+                    </a:xfrm>
+                    <a:prstGeom prst="rect">
+                      <a:avLst/>
+                    </a:prstGeom>
+                  </pic:spPr>
+                </pic:pic>
+              </a:graphicData>
+            </a:graphic>
+          </wp:inline>
+        </w:drawing>
+      </w:r>
+    </w:p>
+    <w:p>
+      <w:pPr>
+        <w:rPr>
+          <w:b/>
+          <w:bCs/>
+          <w:sz w:val="28"/>
+          <w:szCs w:val="32"/>
+        </w:rPr>
+      </w:pPr>
+      <w:r>
+        <w:rPr>
+          <w:b/>
+          <w:bCs/>
+          <w:sz w:val="28"/>
+          <w:szCs w:val="32"/>
+        </w:rPr>
+        <w:drawing>
+          <wp:inline distT="0" distB="0" distL="0" distR="0" wp14:anchorId="0CF9C001" wp14:editId="6F47BD3A">
+            <wp:extent cx="5943600" cy="2816860"/>
+            <wp:effectExtent l="0" t="0" r="0" b="2540"/>
+            <wp:docPr id="1408712447" name="Picture 1"/>
+            <wp:cNvGraphicFramePr>
+              <a:graphicFrameLocks xmlns:a="http://schemas.openxmlformats.org/drawingml/2006/main" noChangeAspect="1"/>
+            </wp:cNvGraphicFramePr>
+            <a:graphic xmlns:a="http://schemas.openxmlformats.org/drawingml/2006/main">
+              <a:graphicData uri="http://schemas.openxmlformats.org/drawingml/2006/picture">
+                <pic:pic xmlns:pic="http://schemas.openxmlformats.org/drawingml/2006/picture">
+                  <pic:nvPicPr>
+                    <pic:cNvPr id="1408712447" name=""/>
+                    <pic:cNvPicPr/>
+                  </pic:nvPicPr>
+                  <pic:blipFill>
+                    <a:blip r:embed="rId8"/>
+                    <a:stretch>
+                      <a:fillRect/>
+                    </a:stretch>
+                  </pic:blipFill>
+                  <pic:spPr>
+                    <a:xfrm>
+                      <a:off x="0" y="0"/>
+                      <a:ext cx="5943600" cy="2816860"/>
+                    </a:xfrm>
+                    <a:prstGeom prst="rect">
+                      <a:avLst/>
+                    </a:prstGeom>
+                  </pic:spPr>
+                </pic:pic>
+              </a:graphicData>
+            </a:graphic>
+          </wp:inline>
+        </w:drawing>
+      </w:r>
+    </w:p>
+    <w:p>
+      <w:pPr>
+        <w:rPr>
+          <w:b/>
+          <w:bCs/>
+          <w:sz w:val="28"/>
+          <w:szCs w:val="32"/>
+        </w:rPr>
+      </w:pPr>
+    </w:p>
+    <w:p>
+      <w:pPr>
+        <w:rPr>
+          <w:b/>
+          <w:bCs/>
+          <w:sz w:val="28"/>
+          <w:szCs w:val="32"/>
+        </w:rPr>
+      </w:pPr>
+      <w:r>
+        <w:rPr>
+          <w:b/>
+          <w:bCs/>
+          <w:sz w:val="28"/>
+          <w:szCs w:val="32"/>
+        </w:rPr>
+        <w:lastRenderedPageBreak/>
+        <w:drawing>
+          <wp:inline distT="0" distB="0" distL="0" distR="0" wp14:anchorId="5B58E5FF" wp14:editId="7C7C3BB4">
+            <wp:extent cx="5172797" cy="2953162"/>
+            <wp:effectExtent l="0" t="0" r="8890" b="0"/>
+            <wp:docPr id="1475471111" name="Picture 1"/>
+            <wp:cNvGraphicFramePr>
+              <a:graphicFrameLocks xmlns:a="http://schemas.openxmlformats.org/drawingml/2006/main" noChangeAspect="1"/>
+            </wp:cNvGraphicFramePr>
+            <a:graphic xmlns:a="http://schemas.openxmlformats.org/drawingml/2006/main">
+              <a:graphicData uri="http://schemas.openxmlformats.org/drawingml/2006/picture">
+                <pic:pic xmlns:pic="http://schemas.openxmlformats.org/drawingml/2006/picture">
+                  <pic:nvPicPr>
+                    <pic:cNvPr id="1475471111" name=""/>
+                    <pic:cNvPicPr/>
+                  </pic:nvPicPr>
+                  <pic:blipFill>
+                    <a:blip r:embed="rId9"/>
+                    <a:stretch>
+                      <a:fillRect/>
+                    </a:stretch>
+                  </pic:blipFill>
+                  <pic:spPr>
+                    <a:xfrm>
+                      <a:off x="0" y="0"/>
+                      <a:ext cx="5172797" cy="2953162"/>
+                    </a:xfrm>
+                    <a:prstGeom prst="rect">
+                      <a:avLst/>
+                    </a:prstGeom>
+                  </pic:spPr>
+                </pic:pic>
+              </a:graphicData>
+            </a:graphic>
+          </wp:inline>
+        </w:drawing>
+      </w:r>
+    </w:p>
+    <w:p>
+      <w:pPr>
+        <w:rPr>
+          <w:b/>
+          <w:bCs/>
+          <w:sz w:val="28"/>
+          <w:szCs w:val="32"/>
+        </w:rPr>
+      </w:pPr>
     </w:p>
     <w:p>
       <w:pPr>
@@ -3485,6 +3596,7 @@
   <w:style w:type="character" w:default="1" w:styleId="DefaultParagraphFont">
     <w:name w:val="Default Paragraph Font"/>
     <w:uiPriority w:val="1"/>
+    <w:semiHidden/>
     <w:unhideWhenUsed/>
   </w:style>
   <w:style w:type="table" w:default="1" w:styleId="TableNormal">

--- a/docs/Research Design v1.docx
+++ b/docs/Research Design v1.docx
@@ -68,8 +68,9 @@
           <w:sz w:val="28"/>
           <w:szCs w:val="32"/>
         </w:rPr>
-        <w:t>Problem Statement</w:t>
-      </w:r>
+        <w:t xml:space="preserve">Problem </w:t>
+      </w:r>
+      <w:proofErr w:type="gramStart"/>
       <w:r>
         <w:rPr>
           <w:b/>
@@ -77,48 +78,49 @@
           <w:sz w:val="28"/>
           <w:szCs w:val="32"/>
         </w:rPr>
-        <w:t xml:space="preserve"> :</w:t>
-      </w:r>
-    </w:p>
-    <w:p>
-      <w:pPr>
-        <w:rPr>
-          <w:szCs w:val="28"/>
-        </w:rPr>
-      </w:pPr>
-      <w:r>
-        <w:rPr>
-          <w:szCs w:val="28"/>
-        </w:rPr>
-        <w:t>Existing RAG systems often use a fixed corrective strategy whenever retrieval quality is low. However, retrieval failures arise from different causes (keyword mismatch, insufficient evidence, ambiguous queries, poor chunking, etc.). Applying the same corrective action to every failure may be inefficient and suboptimal.</w:t>
-      </w:r>
-    </w:p>
-    <w:p>
-      <w:pPr>
-        <w:rPr>
+        <w:t>Statement</w:t>
+      </w:r>
+      <w:r>
+        <w:rPr>
+          <w:b/>
+          <w:bCs/>
           <w:sz w:val="28"/>
           <w:szCs w:val="32"/>
         </w:rPr>
-      </w:pPr>
-    </w:p>
-    <w:p>
-      <w:pPr>
-        <w:rPr>
-          <w:b/>
-          <w:bCs/>
+        <w:t xml:space="preserve"> :</w:t>
+      </w:r>
+      <w:proofErr w:type="gramEnd"/>
+    </w:p>
+    <w:p>
+      <w:pPr>
+        <w:rPr>
+          <w:szCs w:val="28"/>
+        </w:rPr>
+      </w:pPr>
+      <w:r>
+        <w:rPr>
+          <w:szCs w:val="28"/>
+        </w:rPr>
+        <w:t>Existing RAG systems often use a fixed corrective strategy whenever retrieval quality is low. However, retrieval failures arise from different causes (keyword mismatch, insufficient evidence, ambiguous queries, poor chunking, etc.). Applying the same corrective action to every failure may be inefficient and suboptimal.</w:t>
+      </w:r>
+    </w:p>
+    <w:p>
+      <w:pPr>
+        <w:rPr>
           <w:sz w:val="28"/>
           <w:szCs w:val="32"/>
         </w:rPr>
       </w:pPr>
-      <w:r>
+    </w:p>
+    <w:p>
+      <w:pPr>
         <w:rPr>
           <w:b/>
           <w:bCs/>
           <w:sz w:val="28"/>
           <w:szCs w:val="32"/>
         </w:rPr>
-        <w:t>Research Question</w:t>
-      </w:r>
+      </w:pPr>
       <w:r>
         <w:rPr>
           <w:b/>
@@ -126,8 +128,9 @@
           <w:sz w:val="28"/>
           <w:szCs w:val="32"/>
         </w:rPr>
-        <w:t xml:space="preserve"> </w:t>
-      </w:r>
+        <w:t xml:space="preserve">Research </w:t>
+      </w:r>
+      <w:proofErr w:type="gramStart"/>
       <w:r>
         <w:rPr>
           <w:b/>
@@ -135,50 +138,61 @@
           <w:sz w:val="28"/>
           <w:szCs w:val="32"/>
         </w:rPr>
-        <w:t>:</w:t>
-      </w:r>
-    </w:p>
-    <w:p>
-      <w:pPr>
-        <w:rPr>
-          <w:szCs w:val="28"/>
-        </w:rPr>
-      </w:pPr>
-      <w:r>
-        <w:rPr>
-          <w:szCs w:val="28"/>
-        </w:rPr>
-        <w:t>Can a diagnosis-driven adaptive retrieval policy outperform fixed retrieval correction strategies in Retrieval-Augmented Generation?</w:t>
-      </w:r>
-    </w:p>
-    <w:p>
-      <w:pPr>
+        <w:t>Question</w:t>
+      </w:r>
+      <w:r>
         <w:rPr>
           <w:b/>
           <w:bCs/>
           <w:sz w:val="28"/>
           <w:szCs w:val="32"/>
         </w:rPr>
-      </w:pPr>
-    </w:p>
-    <w:p>
-      <w:pPr>
+        <w:t xml:space="preserve"> </w:t>
+      </w:r>
+      <w:r>
         <w:rPr>
           <w:b/>
           <w:bCs/>
           <w:sz w:val="28"/>
           <w:szCs w:val="32"/>
         </w:rPr>
-      </w:pPr>
-      <w:r>
+        <w:t>:</w:t>
+      </w:r>
+      <w:proofErr w:type="gramEnd"/>
+    </w:p>
+    <w:p>
+      <w:pPr>
+        <w:rPr>
+          <w:szCs w:val="28"/>
+        </w:rPr>
+      </w:pPr>
+      <w:r>
+        <w:rPr>
+          <w:szCs w:val="28"/>
+        </w:rPr>
+        <w:t>Can a diagnosis-driven adaptive retrieval policy outperform fixed retrieval correction strategies in Retrieval-Augmented Generation?</w:t>
+      </w:r>
+    </w:p>
+    <w:p>
+      <w:pPr>
         <w:rPr>
           <w:b/>
           <w:bCs/>
           <w:sz w:val="28"/>
           <w:szCs w:val="32"/>
         </w:rPr>
+      </w:pPr>
+      <w:proofErr w:type="gramStart"/>
+      <w:r>
+        <w:rPr>
+          <w:b/>
+          <w:bCs/>
+          <w:sz w:val="28"/>
+          <w:szCs w:val="32"/>
+        </w:rPr>
         <w:t>Hypothesis :</w:t>
       </w:r>
+      <w:proofErr w:type="gramEnd"/>
     </w:p>
     <w:p>
       <w:pPr>
@@ -192,6 +206,173 @@
         </w:rPr>
         <w:t>Different retrieval failure modes require different corrective actions. Diagnosing the failure type before adaptation improves retrieval quality and answer faithfulness while avoiding unnecessary computational cost.</w:t>
       </w:r>
+    </w:p>
+    <w:p>
+      <w:pPr>
+        <w:rPr>
+          <w:b/>
+          <w:bCs/>
+          <w:szCs w:val="28"/>
+        </w:rPr>
+      </w:pPr>
+      <w:r>
+        <w:rPr>
+          <w:b/>
+          <w:bCs/>
+          <w:szCs w:val="28"/>
+        </w:rPr>
+        <w:t>H1</w:t>
+      </w:r>
+    </w:p>
+    <w:p>
+      <w:pPr>
+        <w:rPr>
+          <w:sz w:val="22"/>
+          <w:szCs w:val="24"/>
+        </w:rPr>
+      </w:pPr>
+      <w:r>
+        <w:rPr>
+          <w:sz w:val="22"/>
+          <w:szCs w:val="24"/>
+        </w:rPr>
+        <w:t>Adaptive retrieval improves retrieval quality compared with static retrieval.</w:t>
+      </w:r>
+    </w:p>
+    <w:p>
+      <w:pPr>
+        <w:rPr>
+          <w:sz w:val="22"/>
+          <w:szCs w:val="24"/>
+        </w:rPr>
+      </w:pPr>
+      <w:r>
+        <w:rPr>
+          <w:sz w:val="22"/>
+          <w:szCs w:val="24"/>
+        </w:rPr>
+        <w:t>Baseline.</w:t>
+      </w:r>
+    </w:p>
+    <w:p>
+      <w:pPr>
+        <w:rPr>
+          <w:b/>
+          <w:bCs/>
+          <w:szCs w:val="28"/>
+        </w:rPr>
+      </w:pPr>
+      <w:r>
+        <w:rPr>
+          <w:b/>
+          <w:bCs/>
+          <w:szCs w:val="28"/>
+        </w:rPr>
+        <w:t>H2</w:t>
+      </w:r>
+    </w:p>
+    <w:p>
+      <w:pPr>
+        <w:rPr>
+          <w:sz w:val="22"/>
+          <w:szCs w:val="24"/>
+        </w:rPr>
+      </w:pPr>
+      <w:r>
+        <w:rPr>
+          <w:sz w:val="22"/>
+          <w:szCs w:val="24"/>
+        </w:rPr>
+        <w:t>A pre-retrieval decision policy improves adaptive retrieval.</w:t>
+      </w:r>
+    </w:p>
+    <w:p>
+      <w:pPr>
+        <w:rPr>
+          <w:sz w:val="22"/>
+          <w:szCs w:val="24"/>
+        </w:rPr>
+      </w:pPr>
+      <w:r>
+        <w:rPr>
+          <w:sz w:val="22"/>
+          <w:szCs w:val="24"/>
+        </w:rPr>
+        <w:t>Conference contribution.</w:t>
+      </w:r>
+    </w:p>
+    <w:p>
+      <w:pPr>
+        <w:rPr>
+          <w:b/>
+          <w:bCs/>
+          <w:szCs w:val="28"/>
+        </w:rPr>
+      </w:pPr>
+      <w:r>
+        <w:rPr>
+          <w:b/>
+          <w:bCs/>
+          <w:szCs w:val="28"/>
+        </w:rPr>
+        <w:t>H3</w:t>
+      </w:r>
+    </w:p>
+    <w:p>
+      <w:pPr>
+        <w:rPr>
+          <w:b/>
+          <w:bCs/>
+          <w:szCs w:val="28"/>
+        </w:rPr>
+      </w:pPr>
+      <w:r>
+        <w:rPr>
+          <w:sz w:val="22"/>
+          <w:szCs w:val="24"/>
+        </w:rPr>
+        <w:t>A post-retrieval assessment policy further improves retrieval quality by correcting retrieval failures before generation.</w:t>
+      </w:r>
+    </w:p>
+    <w:p>
+      <w:pPr>
+        <w:rPr>
+          <w:sz w:val="22"/>
+          <w:szCs w:val="24"/>
+        </w:rPr>
+      </w:pPr>
+      <w:r>
+        <w:rPr>
+          <w:sz w:val="22"/>
+          <w:szCs w:val="24"/>
+        </w:rPr>
+        <w:t>Journal contribution.</w:t>
+      </w:r>
+    </w:p>
+    <w:p>
+      <w:pPr>
+        <w:rPr>
+          <w:b/>
+          <w:bCs/>
+          <w:szCs w:val="28"/>
+        </w:rPr>
+      </w:pPr>
+      <w:r>
+        <w:rPr>
+          <w:b/>
+          <w:bCs/>
+          <w:szCs w:val="28"/>
+        </w:rPr>
+        <w:lastRenderedPageBreak/>
+        <w:t>We are not trying to build the smartest retriever. We are trying to build the smartest decision-maker about retrieval.</w:t>
+      </w:r>
+    </w:p>
+    <w:p>
+      <w:pPr>
+        <w:rPr>
+          <w:szCs w:val="28"/>
+        </w:rPr>
+      </w:pPr>
     </w:p>
     <w:p>
       <w:pPr>
@@ -358,11 +539,19 @@
                 <w:szCs w:val="28"/>
               </w:rPr>
             </w:pPr>
+            <w:proofErr w:type="gramStart"/>
             <w:r>
               <w:rPr>
                 <w:szCs w:val="28"/>
               </w:rPr>
-              <w:t>Increase Top-k</w:t>
+              <w:t>Increase Top</w:t>
+            </w:r>
+            <w:proofErr w:type="gramEnd"/>
+            <w:r>
+              <w:rPr>
+                <w:szCs w:val="28"/>
+              </w:rPr>
+              <w:t>-k</w:t>
             </w:r>
           </w:p>
         </w:tc>
@@ -517,7 +706,6 @@
               <w:rPr>
                 <w:szCs w:val="28"/>
               </w:rPr>
-              <w:lastRenderedPageBreak/>
               <w:t>FM4</w:t>
             </w:r>
           </w:p>
@@ -817,20 +1005,42 @@
         <w:rPr>
           <w:szCs w:val="28"/>
         </w:rPr>
-        <w:t xml:space="preserve">        Increase Top-k</w:t>
-      </w:r>
-    </w:p>
-    <w:p>
-      <w:pPr>
-        <w:rPr>
-          <w:szCs w:val="28"/>
-        </w:rPr>
-      </w:pPr>
-      <w:r>
-        <w:rPr>
-          <w:szCs w:val="28"/>
-        </w:rPr>
-        <w:t>elif FM2:</w:t>
+        <w:t xml:space="preserve">        </w:t>
+      </w:r>
+      <w:proofErr w:type="gramStart"/>
+      <w:r>
+        <w:rPr>
+          <w:szCs w:val="28"/>
+        </w:rPr>
+        <w:t>Increase Top</w:t>
+      </w:r>
+      <w:proofErr w:type="gramEnd"/>
+      <w:r>
+        <w:rPr>
+          <w:szCs w:val="28"/>
+        </w:rPr>
+        <w:t>-k</w:t>
+      </w:r>
+    </w:p>
+    <w:p>
+      <w:pPr>
+        <w:rPr>
+          <w:szCs w:val="28"/>
+        </w:rPr>
+      </w:pPr>
+      <w:proofErr w:type="spellStart"/>
+      <w:r>
+        <w:rPr>
+          <w:szCs w:val="28"/>
+        </w:rPr>
+        <w:t>elif</w:t>
+      </w:r>
+      <w:proofErr w:type="spellEnd"/>
+      <w:r>
+        <w:rPr>
+          <w:szCs w:val="28"/>
+        </w:rPr>
+        <w:t xml:space="preserve"> FM2:</w:t>
       </w:r>
     </w:p>
     <w:p>
@@ -852,11 +1062,20 @@
           <w:szCs w:val="28"/>
         </w:rPr>
       </w:pPr>
-      <w:r>
-        <w:rPr>
-          <w:szCs w:val="28"/>
-        </w:rPr>
-        <w:t>elif FM3:</w:t>
+      <w:proofErr w:type="spellStart"/>
+      <w:r>
+        <w:rPr>
+          <w:szCs w:val="28"/>
+        </w:rPr>
+        <w:lastRenderedPageBreak/>
+        <w:t>elif</w:t>
+      </w:r>
+      <w:proofErr w:type="spellEnd"/>
+      <w:r>
+        <w:rPr>
+          <w:szCs w:val="28"/>
+        </w:rPr>
+        <w:t xml:space="preserve"> FM3:</w:t>
       </w:r>
     </w:p>
     <w:p>
@@ -878,37 +1097,61 @@
           <w:szCs w:val="28"/>
         </w:rPr>
       </w:pPr>
-      <w:r>
-        <w:rPr>
-          <w:szCs w:val="28"/>
-        </w:rPr>
-        <w:t>elif FM4:</w:t>
-      </w:r>
-    </w:p>
-    <w:p>
-      <w:pPr>
-        <w:rPr>
-          <w:szCs w:val="28"/>
-        </w:rPr>
-      </w:pPr>
-      <w:r>
-        <w:rPr>
-          <w:szCs w:val="28"/>
-        </w:rPr>
-        <w:t xml:space="preserve">        Enable Reranker</w:t>
-      </w:r>
-    </w:p>
-    <w:p>
-      <w:pPr>
-        <w:rPr>
-          <w:szCs w:val="28"/>
-        </w:rPr>
-      </w:pPr>
-      <w:r>
-        <w:rPr>
-          <w:szCs w:val="28"/>
-        </w:rPr>
-        <w:t>elif FM5:</w:t>
+      <w:proofErr w:type="spellStart"/>
+      <w:r>
+        <w:rPr>
+          <w:szCs w:val="28"/>
+        </w:rPr>
+        <w:t>elif</w:t>
+      </w:r>
+      <w:proofErr w:type="spellEnd"/>
+      <w:r>
+        <w:rPr>
+          <w:szCs w:val="28"/>
+        </w:rPr>
+        <w:t xml:space="preserve"> FM4:</w:t>
+      </w:r>
+    </w:p>
+    <w:p>
+      <w:pPr>
+        <w:rPr>
+          <w:szCs w:val="28"/>
+        </w:rPr>
+      </w:pPr>
+      <w:r>
+        <w:rPr>
+          <w:szCs w:val="28"/>
+        </w:rPr>
+        <w:t xml:space="preserve">        Enable </w:t>
+      </w:r>
+      <w:proofErr w:type="spellStart"/>
+      <w:r>
+        <w:rPr>
+          <w:szCs w:val="28"/>
+        </w:rPr>
+        <w:t>Reranker</w:t>
+      </w:r>
+      <w:proofErr w:type="spellEnd"/>
+    </w:p>
+    <w:p>
+      <w:pPr>
+        <w:rPr>
+          <w:szCs w:val="28"/>
+        </w:rPr>
+      </w:pPr>
+      <w:proofErr w:type="spellStart"/>
+      <w:r>
+        <w:rPr>
+          <w:szCs w:val="28"/>
+        </w:rPr>
+        <w:t>elif</w:t>
+      </w:r>
+      <w:proofErr w:type="spellEnd"/>
+      <w:r>
+        <w:rPr>
+          <w:szCs w:val="28"/>
+        </w:rPr>
+        <w:t xml:space="preserve"> FM5:</w:t>
       </w:r>
     </w:p>
     <w:p>
@@ -980,6 +1223,7 @@
           <w:szCs w:val="32"/>
         </w:rPr>
       </w:pPr>
+      <w:proofErr w:type="gramStart"/>
       <w:r>
         <w:rPr>
           <w:b/>
@@ -998,6 +1242,7 @@
         </w:rPr>
         <w:t xml:space="preserve"> :</w:t>
       </w:r>
+      <w:proofErr w:type="gramEnd"/>
     </w:p>
     <w:p>
       <w:pPr>
@@ -1106,8 +1351,9 @@
           <w:sz w:val="28"/>
           <w:szCs w:val="32"/>
         </w:rPr>
-        <w:t>Evaluation Metrics</w:t>
-      </w:r>
+        <w:t xml:space="preserve">Evaluation </w:t>
+      </w:r>
+      <w:proofErr w:type="gramStart"/>
       <w:r>
         <w:rPr>
           <w:b/>
@@ -1115,8 +1361,18 @@
           <w:sz w:val="28"/>
           <w:szCs w:val="32"/>
         </w:rPr>
+        <w:t>Metrics</w:t>
+      </w:r>
+      <w:r>
+        <w:rPr>
+          <w:b/>
+          <w:bCs/>
+          <w:sz w:val="28"/>
+          <w:szCs w:val="32"/>
+        </w:rPr>
         <w:t xml:space="preserve"> :</w:t>
       </w:r>
+      <w:proofErr w:type="gramEnd"/>
     </w:p>
     <w:p>
       <w:pPr>
@@ -1141,11 +1397,19 @@
           <w:szCs w:val="28"/>
         </w:rPr>
       </w:pPr>
-      <w:r>
-        <w:rPr>
-          <w:szCs w:val="28"/>
-        </w:rPr>
-        <w:t xml:space="preserve">Recall@k </w:t>
+      <w:proofErr w:type="spellStart"/>
+      <w:r>
+        <w:rPr>
+          <w:szCs w:val="28"/>
+        </w:rPr>
+        <w:t>Recall@k</w:t>
+      </w:r>
+      <w:proofErr w:type="spellEnd"/>
+      <w:r>
+        <w:rPr>
+          <w:szCs w:val="28"/>
+        </w:rPr>
+        <w:t xml:space="preserve"> </w:t>
       </w:r>
     </w:p>
     <w:p>
@@ -1158,11 +1422,19 @@
           <w:szCs w:val="28"/>
         </w:rPr>
       </w:pPr>
-      <w:r>
-        <w:rPr>
-          <w:szCs w:val="28"/>
-        </w:rPr>
-        <w:t xml:space="preserve">Precision@k </w:t>
+      <w:proofErr w:type="spellStart"/>
+      <w:r>
+        <w:rPr>
+          <w:szCs w:val="28"/>
+        </w:rPr>
+        <w:t>Precision@k</w:t>
+      </w:r>
+      <w:proofErr w:type="spellEnd"/>
+      <w:r>
+        <w:rPr>
+          <w:szCs w:val="28"/>
+        </w:rPr>
+        <w:t xml:space="preserve"> </w:t>
       </w:r>
     </w:p>
     <w:p>
@@ -1192,11 +1464,19 @@
           <w:szCs w:val="28"/>
         </w:rPr>
       </w:pPr>
-      <w:r>
-        <w:rPr>
-          <w:szCs w:val="28"/>
-        </w:rPr>
-        <w:t xml:space="preserve">nDCG </w:t>
+      <w:proofErr w:type="spellStart"/>
+      <w:r>
+        <w:rPr>
+          <w:szCs w:val="28"/>
+        </w:rPr>
+        <w:t>nDCG</w:t>
+      </w:r>
+      <w:proofErr w:type="spellEnd"/>
+      <w:r>
+        <w:rPr>
+          <w:szCs w:val="28"/>
+        </w:rPr>
+        <w:t xml:space="preserve"> </w:t>
       </w:r>
     </w:p>
     <w:p>
@@ -1260,6 +1540,7 @@
         <w:rPr>
           <w:szCs w:val="28"/>
         </w:rPr>
+        <w:lastRenderedPageBreak/>
         <w:t xml:space="preserve">Context Precision </w:t>
       </w:r>
     </w:p>
@@ -1371,8 +1652,9 @@
           <w:sz w:val="28"/>
           <w:szCs w:val="32"/>
         </w:rPr>
-        <w:t>Version 1 Architecture</w:t>
-      </w:r>
+        <w:t xml:space="preserve">Version 1 </w:t>
+      </w:r>
+      <w:proofErr w:type="gramStart"/>
       <w:r>
         <w:rPr>
           <w:b/>
@@ -1380,8 +1662,18 @@
           <w:sz w:val="28"/>
           <w:szCs w:val="32"/>
         </w:rPr>
+        <w:t>Architecture</w:t>
+      </w:r>
+      <w:r>
+        <w:rPr>
+          <w:b/>
+          <w:bCs/>
+          <w:sz w:val="28"/>
+          <w:szCs w:val="32"/>
+        </w:rPr>
         <w:t xml:space="preserve"> :</w:t>
       </w:r>
+      <w:proofErr w:type="gramEnd"/>
     </w:p>
     <w:p>
       <w:pPr>
@@ -1461,6 +1753,7 @@
         <w:rPr>
           <w:b/>
           <w:bCs/>
+          <w:noProof/>
           <w:sz w:val="28"/>
           <w:szCs w:val="32"/>
         </w:rPr>
@@ -1525,6 +1818,7 @@
         <w:rPr>
           <w:b/>
           <w:bCs/>
+          <w:noProof/>
           <w:sz w:val="28"/>
           <w:szCs w:val="32"/>
         </w:rPr>
@@ -1578,6 +1872,7 @@
         <w:rPr>
           <w:b/>
           <w:bCs/>
+          <w:noProof/>
           <w:sz w:val="28"/>
           <w:szCs w:val="32"/>
         </w:rPr>
@@ -1641,6 +1936,7 @@
         <w:rPr>
           <w:b/>
           <w:bCs/>
+          <w:noProof/>
           <w:sz w:val="28"/>
           <w:szCs w:val="32"/>
         </w:rPr>
@@ -3596,7 +3892,6 @@
   <w:style w:type="character" w:default="1" w:styleId="DefaultParagraphFont">
     <w:name w:val="Default Paragraph Font"/>
     <w:uiPriority w:val="1"/>
-    <w:semiHidden/>
     <w:unhideWhenUsed/>
   </w:style>
   <w:style w:type="table" w:default="1" w:styleId="TableNormal">

--- a/docs/Research Design v1.docx
+++ b/docs/Research Design v1.docx
@@ -1977,6 +1977,893 @@
           </wp:inline>
         </w:drawing>
       </w:r>
+    </w:p>
+    <w:p>
+      <w:pPr>
+        <w:rPr>
+          <w:b/>
+          <w:bCs/>
+          <w:sz w:val="28"/>
+          <w:szCs w:val="32"/>
+        </w:rPr>
+      </w:pPr>
+    </w:p>
+    <w:p>
+      <w:pPr>
+        <w:rPr>
+          <w:b/>
+          <w:bCs/>
+          <w:sz w:val="28"/>
+          <w:szCs w:val="32"/>
+        </w:rPr>
+      </w:pPr>
+      <w:r>
+        <w:rPr>
+          <w:b/>
+          <w:bCs/>
+          <w:sz w:val="28"/>
+          <w:szCs w:val="32"/>
+        </w:rPr>
+        <w:t>Our First Experimental Goal</w:t>
+      </w:r>
+    </w:p>
+    <w:p>
+      <w:pPr>
+        <w:rPr>
+          <w:sz w:val="22"/>
+          <w:szCs w:val="24"/>
+        </w:rPr>
+      </w:pPr>
+      <w:r>
+        <w:rPr>
+          <w:sz w:val="22"/>
+          <w:szCs w:val="24"/>
+        </w:rPr>
+        <w:t>Once the backbone and multiple retrievers exist, our first research experiment will be:</w:t>
+      </w:r>
+    </w:p>
+    <w:tbl>
+      <w:tblPr>
+        <w:tblW w:w="6962" w:type="dxa"/>
+        <w:tblCellSpacing w:w="15" w:type="dxa"/>
+        <w:tblCellMar>
+          <w:top w:w="15" w:type="dxa"/>
+          <w:left w:w="15" w:type="dxa"/>
+          <w:bottom w:w="15" w:type="dxa"/>
+          <w:right w:w="15" w:type="dxa"/>
+        </w:tblCellMar>
+        <w:tblLook w:val="04A0" w:firstRow="1" w:lastRow="0" w:firstColumn="1" w:lastColumn="0" w:noHBand="0" w:noVBand="1"/>
+      </w:tblPr>
+      <w:tblGrid>
+        <w:gridCol w:w="1204"/>
+        <w:gridCol w:w="947"/>
+        <w:gridCol w:w="965"/>
+        <w:gridCol w:w="1275"/>
+        <w:gridCol w:w="2571"/>
+      </w:tblGrid>
+      <w:tr>
+        <w:trPr>
+          <w:trHeight w:val="431"/>
+          <w:tblHeader/>
+          <w:tblCellSpacing w:w="15" w:type="dxa"/>
+        </w:trPr>
+        <w:tc>
+          <w:tcPr>
+            <w:tcW w:w="0" w:type="auto"/>
+            <w:vAlign w:val="center"/>
+            <w:hideMark/>
+          </w:tcPr>
+          <w:p>
+            <w:pPr>
+              <w:rPr>
+                <w:sz w:val="22"/>
+                <w:szCs w:val="24"/>
+              </w:rPr>
+            </w:pPr>
+            <w:r>
+              <w:rPr>
+                <w:sz w:val="22"/>
+                <w:szCs w:val="24"/>
+              </w:rPr>
+              <w:t>Experiment</w:t>
+            </w:r>
+          </w:p>
+        </w:tc>
+        <w:tc>
+          <w:tcPr>
+            <w:tcW w:w="0" w:type="auto"/>
+            <w:vAlign w:val="center"/>
+            <w:hideMark/>
+          </w:tcPr>
+          <w:p>
+            <w:pPr>
+              <w:rPr>
+                <w:sz w:val="22"/>
+                <w:szCs w:val="24"/>
+              </w:rPr>
+            </w:pPr>
+            <w:r>
+              <w:rPr>
+                <w:sz w:val="22"/>
+                <w:szCs w:val="24"/>
+              </w:rPr>
+              <w:t>Retriever</w:t>
+            </w:r>
+          </w:p>
+        </w:tc>
+        <w:tc>
+          <w:tcPr>
+            <w:tcW w:w="0" w:type="auto"/>
+            <w:vAlign w:val="center"/>
+            <w:hideMark/>
+          </w:tcPr>
+          <w:p>
+            <w:pPr>
+              <w:rPr>
+                <w:sz w:val="22"/>
+                <w:szCs w:val="24"/>
+              </w:rPr>
+            </w:pPr>
+            <w:r>
+              <w:rPr>
+                <w:sz w:val="22"/>
+                <w:szCs w:val="24"/>
+              </w:rPr>
+              <w:t>Policy</w:t>
+            </w:r>
+          </w:p>
+        </w:tc>
+        <w:tc>
+          <w:tcPr>
+            <w:tcW w:w="0" w:type="auto"/>
+            <w:vAlign w:val="center"/>
+            <w:hideMark/>
+          </w:tcPr>
+          <w:p>
+            <w:pPr>
+              <w:rPr>
+                <w:sz w:val="22"/>
+                <w:szCs w:val="24"/>
+              </w:rPr>
+            </w:pPr>
+            <w:r>
+              <w:rPr>
+                <w:sz w:val="22"/>
+                <w:szCs w:val="24"/>
+              </w:rPr>
+              <w:t>Assessment</w:t>
+            </w:r>
+          </w:p>
+        </w:tc>
+        <w:tc>
+          <w:tcPr>
+            <w:tcW w:w="0" w:type="auto"/>
+            <w:vAlign w:val="center"/>
+            <w:hideMark/>
+          </w:tcPr>
+          <w:p>
+            <w:pPr>
+              <w:rPr>
+                <w:sz w:val="22"/>
+                <w:szCs w:val="24"/>
+              </w:rPr>
+            </w:pPr>
+            <w:r>
+              <w:rPr>
+                <w:sz w:val="22"/>
+                <w:szCs w:val="24"/>
+              </w:rPr>
+              <w:t>Goal</w:t>
+            </w:r>
+          </w:p>
+        </w:tc>
+      </w:tr>
+      <w:tr>
+        <w:trPr>
+          <w:trHeight w:val="440"/>
+          <w:tblCellSpacing w:w="15" w:type="dxa"/>
+        </w:trPr>
+        <w:tc>
+          <w:tcPr>
+            <w:tcW w:w="0" w:type="auto"/>
+            <w:vAlign w:val="center"/>
+            <w:hideMark/>
+          </w:tcPr>
+          <w:p>
+            <w:pPr>
+              <w:rPr>
+                <w:sz w:val="22"/>
+                <w:szCs w:val="24"/>
+              </w:rPr>
+            </w:pPr>
+            <w:r>
+              <w:rPr>
+                <w:sz w:val="22"/>
+                <w:szCs w:val="24"/>
+              </w:rPr>
+              <w:t>E1</w:t>
+            </w:r>
+          </w:p>
+        </w:tc>
+        <w:tc>
+          <w:tcPr>
+            <w:tcW w:w="0" w:type="auto"/>
+            <w:vAlign w:val="center"/>
+            <w:hideMark/>
+          </w:tcPr>
+          <w:p>
+            <w:pPr>
+              <w:rPr>
+                <w:sz w:val="22"/>
+                <w:szCs w:val="24"/>
+              </w:rPr>
+            </w:pPr>
+            <w:r>
+              <w:rPr>
+                <w:sz w:val="22"/>
+                <w:szCs w:val="24"/>
+              </w:rPr>
+              <w:t>Dense</w:t>
+            </w:r>
+          </w:p>
+        </w:tc>
+        <w:tc>
+          <w:tcPr>
+            <w:tcW w:w="0" w:type="auto"/>
+            <w:vAlign w:val="center"/>
+            <w:hideMark/>
+          </w:tcPr>
+          <w:p>
+            <w:pPr>
+              <w:rPr>
+                <w:sz w:val="22"/>
+                <w:szCs w:val="24"/>
+              </w:rPr>
+            </w:pPr>
+            <w:r>
+              <w:rPr>
+                <w:sz w:val="22"/>
+                <w:szCs w:val="24"/>
+              </w:rPr>
+              <w:t>None</w:t>
+            </w:r>
+          </w:p>
+        </w:tc>
+        <w:tc>
+          <w:tcPr>
+            <w:tcW w:w="0" w:type="auto"/>
+            <w:vAlign w:val="center"/>
+            <w:hideMark/>
+          </w:tcPr>
+          <w:p>
+            <w:pPr>
+              <w:rPr>
+                <w:sz w:val="22"/>
+                <w:szCs w:val="24"/>
+              </w:rPr>
+            </w:pPr>
+            <w:r>
+              <w:rPr>
+                <w:sz w:val="22"/>
+                <w:szCs w:val="24"/>
+              </w:rPr>
+              <w:t>None</w:t>
+            </w:r>
+          </w:p>
+        </w:tc>
+        <w:tc>
+          <w:tcPr>
+            <w:tcW w:w="0" w:type="auto"/>
+            <w:vAlign w:val="center"/>
+            <w:hideMark/>
+          </w:tcPr>
+          <w:p>
+            <w:pPr>
+              <w:rPr>
+                <w:sz w:val="22"/>
+                <w:szCs w:val="24"/>
+              </w:rPr>
+            </w:pPr>
+            <w:r>
+              <w:rPr>
+                <w:sz w:val="22"/>
+                <w:szCs w:val="24"/>
+              </w:rPr>
+              <w:t>Baseline</w:t>
+            </w:r>
+          </w:p>
+        </w:tc>
+      </w:tr>
+      <w:tr>
+        <w:trPr>
+          <w:trHeight w:val="431"/>
+          <w:tblCellSpacing w:w="15" w:type="dxa"/>
+        </w:trPr>
+        <w:tc>
+          <w:tcPr>
+            <w:tcW w:w="0" w:type="auto"/>
+            <w:vAlign w:val="center"/>
+            <w:hideMark/>
+          </w:tcPr>
+          <w:p>
+            <w:pPr>
+              <w:rPr>
+                <w:sz w:val="22"/>
+                <w:szCs w:val="24"/>
+              </w:rPr>
+            </w:pPr>
+            <w:r>
+              <w:rPr>
+                <w:sz w:val="22"/>
+                <w:szCs w:val="24"/>
+              </w:rPr>
+              <w:t>E2</w:t>
+            </w:r>
+          </w:p>
+        </w:tc>
+        <w:tc>
+          <w:tcPr>
+            <w:tcW w:w="0" w:type="auto"/>
+            <w:vAlign w:val="center"/>
+            <w:hideMark/>
+          </w:tcPr>
+          <w:p>
+            <w:pPr>
+              <w:rPr>
+                <w:sz w:val="22"/>
+                <w:szCs w:val="24"/>
+              </w:rPr>
+            </w:pPr>
+            <w:r>
+              <w:rPr>
+                <w:sz w:val="22"/>
+                <w:szCs w:val="24"/>
+              </w:rPr>
+              <w:t>BM25</w:t>
+            </w:r>
+          </w:p>
+        </w:tc>
+        <w:tc>
+          <w:tcPr>
+            <w:tcW w:w="0" w:type="auto"/>
+            <w:vAlign w:val="center"/>
+            <w:hideMark/>
+          </w:tcPr>
+          <w:p>
+            <w:pPr>
+              <w:rPr>
+                <w:sz w:val="22"/>
+                <w:szCs w:val="24"/>
+              </w:rPr>
+            </w:pPr>
+            <w:r>
+              <w:rPr>
+                <w:sz w:val="22"/>
+                <w:szCs w:val="24"/>
+              </w:rPr>
+              <w:t>None</w:t>
+            </w:r>
+          </w:p>
+        </w:tc>
+        <w:tc>
+          <w:tcPr>
+            <w:tcW w:w="0" w:type="auto"/>
+            <w:vAlign w:val="center"/>
+            <w:hideMark/>
+          </w:tcPr>
+          <w:p>
+            <w:pPr>
+              <w:rPr>
+                <w:sz w:val="22"/>
+                <w:szCs w:val="24"/>
+              </w:rPr>
+            </w:pPr>
+            <w:r>
+              <w:rPr>
+                <w:sz w:val="22"/>
+                <w:szCs w:val="24"/>
+              </w:rPr>
+              <w:t>None</w:t>
+            </w:r>
+          </w:p>
+        </w:tc>
+        <w:tc>
+          <w:tcPr>
+            <w:tcW w:w="0" w:type="auto"/>
+            <w:vAlign w:val="center"/>
+            <w:hideMark/>
+          </w:tcPr>
+          <w:p>
+            <w:pPr>
+              <w:rPr>
+                <w:sz w:val="22"/>
+                <w:szCs w:val="24"/>
+              </w:rPr>
+            </w:pPr>
+            <w:r>
+              <w:rPr>
+                <w:sz w:val="22"/>
+                <w:szCs w:val="24"/>
+              </w:rPr>
+              <w:t>Lexical baseline</w:t>
+            </w:r>
+          </w:p>
+        </w:tc>
+      </w:tr>
+      <w:tr>
+        <w:trPr>
+          <w:trHeight w:val="440"/>
+          <w:tblCellSpacing w:w="15" w:type="dxa"/>
+        </w:trPr>
+        <w:tc>
+          <w:tcPr>
+            <w:tcW w:w="0" w:type="auto"/>
+            <w:vAlign w:val="center"/>
+            <w:hideMark/>
+          </w:tcPr>
+          <w:p>
+            <w:pPr>
+              <w:rPr>
+                <w:sz w:val="22"/>
+                <w:szCs w:val="24"/>
+              </w:rPr>
+            </w:pPr>
+            <w:r>
+              <w:rPr>
+                <w:sz w:val="22"/>
+                <w:szCs w:val="24"/>
+              </w:rPr>
+              <w:t>E3</w:t>
+            </w:r>
+          </w:p>
+        </w:tc>
+        <w:tc>
+          <w:tcPr>
+            <w:tcW w:w="0" w:type="auto"/>
+            <w:vAlign w:val="center"/>
+            <w:hideMark/>
+          </w:tcPr>
+          <w:p>
+            <w:pPr>
+              <w:rPr>
+                <w:sz w:val="22"/>
+                <w:szCs w:val="24"/>
+              </w:rPr>
+            </w:pPr>
+            <w:r>
+              <w:rPr>
+                <w:sz w:val="22"/>
+                <w:szCs w:val="24"/>
+              </w:rPr>
+              <w:t>Hybrid</w:t>
+            </w:r>
+          </w:p>
+        </w:tc>
+        <w:tc>
+          <w:tcPr>
+            <w:tcW w:w="0" w:type="auto"/>
+            <w:vAlign w:val="center"/>
+            <w:hideMark/>
+          </w:tcPr>
+          <w:p>
+            <w:pPr>
+              <w:rPr>
+                <w:sz w:val="22"/>
+                <w:szCs w:val="24"/>
+              </w:rPr>
+            </w:pPr>
+            <w:r>
+              <w:rPr>
+                <w:sz w:val="22"/>
+                <w:szCs w:val="24"/>
+              </w:rPr>
+              <w:t>None</w:t>
+            </w:r>
+          </w:p>
+        </w:tc>
+        <w:tc>
+          <w:tcPr>
+            <w:tcW w:w="0" w:type="auto"/>
+            <w:vAlign w:val="center"/>
+            <w:hideMark/>
+          </w:tcPr>
+          <w:p>
+            <w:pPr>
+              <w:rPr>
+                <w:sz w:val="22"/>
+                <w:szCs w:val="24"/>
+              </w:rPr>
+            </w:pPr>
+            <w:r>
+              <w:rPr>
+                <w:sz w:val="22"/>
+                <w:szCs w:val="24"/>
+              </w:rPr>
+              <w:t>None</w:t>
+            </w:r>
+          </w:p>
+        </w:tc>
+        <w:tc>
+          <w:tcPr>
+            <w:tcW w:w="0" w:type="auto"/>
+            <w:vAlign w:val="center"/>
+            <w:hideMark/>
+          </w:tcPr>
+          <w:p>
+            <w:pPr>
+              <w:rPr>
+                <w:sz w:val="22"/>
+                <w:szCs w:val="24"/>
+              </w:rPr>
+            </w:pPr>
+            <w:r>
+              <w:rPr>
+                <w:sz w:val="22"/>
+                <w:szCs w:val="24"/>
+              </w:rPr>
+              <w:t>Retrieval baseline</w:t>
+            </w:r>
+          </w:p>
+        </w:tc>
+      </w:tr>
+      <w:tr>
+        <w:trPr>
+          <w:trHeight w:val="431"/>
+          <w:tblCellSpacing w:w="15" w:type="dxa"/>
+        </w:trPr>
+        <w:tc>
+          <w:tcPr>
+            <w:tcW w:w="0" w:type="auto"/>
+            <w:vAlign w:val="center"/>
+            <w:hideMark/>
+          </w:tcPr>
+          <w:p>
+            <w:pPr>
+              <w:rPr>
+                <w:sz w:val="22"/>
+                <w:szCs w:val="24"/>
+              </w:rPr>
+            </w:pPr>
+            <w:r>
+              <w:rPr>
+                <w:sz w:val="22"/>
+                <w:szCs w:val="24"/>
+              </w:rPr>
+              <w:t>E4</w:t>
+            </w:r>
+          </w:p>
+        </w:tc>
+        <w:tc>
+          <w:tcPr>
+            <w:tcW w:w="0" w:type="auto"/>
+            <w:vAlign w:val="center"/>
+            <w:hideMark/>
+          </w:tcPr>
+          <w:p>
+            <w:pPr>
+              <w:rPr>
+                <w:sz w:val="22"/>
+                <w:szCs w:val="24"/>
+              </w:rPr>
+            </w:pPr>
+            <w:r>
+              <w:rPr>
+                <w:sz w:val="22"/>
+                <w:szCs w:val="24"/>
+              </w:rPr>
+              <w:t>Dense</w:t>
+            </w:r>
+          </w:p>
+        </w:tc>
+        <w:tc>
+          <w:tcPr>
+            <w:tcW w:w="0" w:type="auto"/>
+            <w:vAlign w:val="center"/>
+            <w:hideMark/>
+          </w:tcPr>
+          <w:p>
+            <w:pPr>
+              <w:rPr>
+                <w:sz w:val="22"/>
+                <w:szCs w:val="24"/>
+              </w:rPr>
+            </w:pPr>
+            <w:r>
+              <w:rPr>
+                <w:sz w:val="22"/>
+                <w:szCs w:val="24"/>
+              </w:rPr>
+              <w:t>Heuristic</w:t>
+            </w:r>
+          </w:p>
+        </w:tc>
+        <w:tc>
+          <w:tcPr>
+            <w:tcW w:w="0" w:type="auto"/>
+            <w:vAlign w:val="center"/>
+            <w:hideMark/>
+          </w:tcPr>
+          <w:p>
+            <w:pPr>
+              <w:rPr>
+                <w:sz w:val="22"/>
+                <w:szCs w:val="24"/>
+              </w:rPr>
+            </w:pPr>
+            <w:r>
+              <w:rPr>
+                <w:sz w:val="22"/>
+                <w:szCs w:val="24"/>
+              </w:rPr>
+              <w:t>None</w:t>
+            </w:r>
+          </w:p>
+        </w:tc>
+        <w:tc>
+          <w:tcPr>
+            <w:tcW w:w="0" w:type="auto"/>
+            <w:vAlign w:val="center"/>
+            <w:hideMark/>
+          </w:tcPr>
+          <w:p>
+            <w:pPr>
+              <w:rPr>
+                <w:sz w:val="22"/>
+                <w:szCs w:val="24"/>
+              </w:rPr>
+            </w:pPr>
+            <w:r>
+              <w:rPr>
+                <w:sz w:val="22"/>
+                <w:szCs w:val="24"/>
+              </w:rPr>
+              <w:t>Adaptive pre-retrieval</w:t>
+            </w:r>
+          </w:p>
+        </w:tc>
+      </w:tr>
+      <w:tr>
+        <w:trPr>
+          <w:trHeight w:val="440"/>
+          <w:tblCellSpacing w:w="15" w:type="dxa"/>
+        </w:trPr>
+        <w:tc>
+          <w:tcPr>
+            <w:tcW w:w="0" w:type="auto"/>
+            <w:vAlign w:val="center"/>
+            <w:hideMark/>
+          </w:tcPr>
+          <w:p>
+            <w:pPr>
+              <w:rPr>
+                <w:sz w:val="22"/>
+                <w:szCs w:val="24"/>
+              </w:rPr>
+            </w:pPr>
+            <w:r>
+              <w:rPr>
+                <w:sz w:val="22"/>
+                <w:szCs w:val="24"/>
+              </w:rPr>
+              <w:t>E5</w:t>
+            </w:r>
+          </w:p>
+        </w:tc>
+        <w:tc>
+          <w:tcPr>
+            <w:tcW w:w="0" w:type="auto"/>
+            <w:vAlign w:val="center"/>
+            <w:hideMark/>
+          </w:tcPr>
+          <w:p>
+            <w:pPr>
+              <w:rPr>
+                <w:sz w:val="22"/>
+                <w:szCs w:val="24"/>
+              </w:rPr>
+            </w:pPr>
+            <w:r>
+              <w:rPr>
+                <w:sz w:val="22"/>
+                <w:szCs w:val="24"/>
+              </w:rPr>
+              <w:t>Hybrid</w:t>
+            </w:r>
+          </w:p>
+        </w:tc>
+        <w:tc>
+          <w:tcPr>
+            <w:tcW w:w="0" w:type="auto"/>
+            <w:vAlign w:val="center"/>
+            <w:hideMark/>
+          </w:tcPr>
+          <w:p>
+            <w:pPr>
+              <w:rPr>
+                <w:sz w:val="22"/>
+                <w:szCs w:val="24"/>
+              </w:rPr>
+            </w:pPr>
+            <w:r>
+              <w:rPr>
+                <w:sz w:val="22"/>
+                <w:szCs w:val="24"/>
+              </w:rPr>
+              <w:t>Heuristic</w:t>
+            </w:r>
+          </w:p>
+        </w:tc>
+        <w:tc>
+          <w:tcPr>
+            <w:tcW w:w="0" w:type="auto"/>
+            <w:vAlign w:val="center"/>
+            <w:hideMark/>
+          </w:tcPr>
+          <w:p>
+            <w:pPr>
+              <w:rPr>
+                <w:sz w:val="22"/>
+                <w:szCs w:val="24"/>
+              </w:rPr>
+            </w:pPr>
+            <w:r>
+              <w:rPr>
+                <w:sz w:val="22"/>
+                <w:szCs w:val="24"/>
+              </w:rPr>
+              <w:t>None</w:t>
+            </w:r>
+          </w:p>
+        </w:tc>
+        <w:tc>
+          <w:tcPr>
+            <w:tcW w:w="0" w:type="auto"/>
+            <w:vAlign w:val="center"/>
+            <w:hideMark/>
+          </w:tcPr>
+          <w:p>
+            <w:pPr>
+              <w:rPr>
+                <w:sz w:val="22"/>
+                <w:szCs w:val="24"/>
+              </w:rPr>
+            </w:pPr>
+            <w:r>
+              <w:rPr>
+                <w:sz w:val="22"/>
+                <w:szCs w:val="24"/>
+              </w:rPr>
+              <w:t>Better adaptive retrieval</w:t>
+            </w:r>
+          </w:p>
+        </w:tc>
+      </w:tr>
+      <w:tr>
+        <w:trPr>
+          <w:trHeight w:val="431"/>
+          <w:tblCellSpacing w:w="15" w:type="dxa"/>
+        </w:trPr>
+        <w:tc>
+          <w:tcPr>
+            <w:tcW w:w="0" w:type="auto"/>
+            <w:vAlign w:val="center"/>
+            <w:hideMark/>
+          </w:tcPr>
+          <w:p>
+            <w:pPr>
+              <w:rPr>
+                <w:sz w:val="22"/>
+                <w:szCs w:val="24"/>
+              </w:rPr>
+            </w:pPr>
+            <w:r>
+              <w:rPr>
+                <w:sz w:val="22"/>
+                <w:szCs w:val="24"/>
+              </w:rPr>
+              <w:t>E6</w:t>
+            </w:r>
+          </w:p>
+        </w:tc>
+        <w:tc>
+          <w:tcPr>
+            <w:tcW w:w="0" w:type="auto"/>
+            <w:vAlign w:val="center"/>
+            <w:hideMark/>
+          </w:tcPr>
+          <w:p>
+            <w:pPr>
+              <w:rPr>
+                <w:sz w:val="22"/>
+                <w:szCs w:val="24"/>
+              </w:rPr>
+            </w:pPr>
+            <w:r>
+              <w:rPr>
+                <w:sz w:val="22"/>
+                <w:szCs w:val="24"/>
+              </w:rPr>
+              <w:t>Hybrid</w:t>
+            </w:r>
+          </w:p>
+        </w:tc>
+        <w:tc>
+          <w:tcPr>
+            <w:tcW w:w="0" w:type="auto"/>
+            <w:vAlign w:val="center"/>
+            <w:hideMark/>
+          </w:tcPr>
+          <w:p>
+            <w:pPr>
+              <w:rPr>
+                <w:sz w:val="22"/>
+                <w:szCs w:val="24"/>
+              </w:rPr>
+            </w:pPr>
+            <w:r>
+              <w:rPr>
+                <w:sz w:val="22"/>
+                <w:szCs w:val="24"/>
+              </w:rPr>
+              <w:t>Heuristic</w:t>
+            </w:r>
+          </w:p>
+        </w:tc>
+        <w:tc>
+          <w:tcPr>
+            <w:tcW w:w="0" w:type="auto"/>
+            <w:vAlign w:val="center"/>
+            <w:hideMark/>
+          </w:tcPr>
+          <w:p>
+            <w:pPr>
+              <w:rPr>
+                <w:sz w:val="22"/>
+                <w:szCs w:val="24"/>
+              </w:rPr>
+            </w:pPr>
+            <w:r>
+              <w:rPr>
+                <w:sz w:val="22"/>
+                <w:szCs w:val="24"/>
+              </w:rPr>
+              <w:t>Assessment</w:t>
+            </w:r>
+          </w:p>
+        </w:tc>
+        <w:tc>
+          <w:tcPr>
+            <w:tcW w:w="0" w:type="auto"/>
+            <w:vAlign w:val="center"/>
+            <w:hideMark/>
+          </w:tcPr>
+          <w:p>
+            <w:pPr>
+              <w:rPr>
+                <w:sz w:val="22"/>
+                <w:szCs w:val="24"/>
+              </w:rPr>
+            </w:pPr>
+            <w:r>
+              <w:rPr>
+                <w:sz w:val="22"/>
+                <w:szCs w:val="24"/>
+              </w:rPr>
+              <w:t>Dual-decision framework</w:t>
+            </w:r>
+          </w:p>
+        </w:tc>
+      </w:tr>
+    </w:tbl>
+    <w:p>
+      <w:pPr>
+        <w:rPr>
+          <w:b/>
+          <w:bCs/>
+          <w:sz w:val="22"/>
+          <w:szCs w:val="24"/>
+        </w:rPr>
+      </w:pPr>
     </w:p>
     <w:p>
       <w:pPr>
